--- a/Knowledge/Source/Job Hunt/Presales Journey/Companies/Jamf — Sales Engineer EMEIA/CV/Kessog Chan CV — Jamf Sales Engineer EMEIA.docx
+++ b/Knowledge/Source/Job Hunt/Presales Journey/Companies/Jamf — Sales Engineer EMEIA/CV/Kessog Chan CV — Jamf Sales Engineer EMEIA.docx
@@ -129,7 +129,7 @@
           <w:sz w:val="20"/>
           <w:szCs w:val="20"/>
         </w:rPr>
-        <w:t xml:space="preserve">Presales engineer on a Tier-1 UK mobile network operator account at Huawei, six years into technical customer-facing work, with four years of it at Apple from the store floor up through B2B solution sales. Sold Apple into the enterprise: GBP 350,000 of B2B pipeline across a 50+ account portfolio, 12 accounts onboarded onto custom stores with post-sales coverage, and a GBP 50,000 broadcaster deal closed by clearing the customer's device management objection with MDM. Comfortable as the technical voice in the room. With no Jamf product on the CV, the honest match is the ground it sits on: Apple in the enterprise, device management as the objection that decides the deal, and three levels of technical literacy in the same room. MSc Business Analytics, University of Exeter. London, full UK working rights, no sponsorship needed.</w:t>
+        <w:t xml:space="preserve">Portfolio Solution Presales on a Tier-1 UK mobile network operator account at Huawei. Six years of technical customer-facing work, including four years at Apple from the store floor through B2B solution sales. Sold Apple into the enterprise: GBP 350,000 of B2B pipeline across a 50+ account portfolio, 12 accounts onboarded onto custom stores, and a GBP 50,000 broadcaster deal closed by clearing a device management objection with MDM. MSc Business Analytics, University of Exeter. London, full UK working rights, no sponsorship needed.</w:t>
       </w:r>
     </w:p>
     <w:p>
@@ -964,58 +964,6 @@
     </w:p>
     <w:p>
       <w:pPr>
-        <w:numPr>
-          <w:ilvl w:val="0"/>
-          <w:numId w:val="1"/>
-        </w:numPr>
-        <w:pBdr>
-          <w:top w:val="nil"/>
-          <w:left w:val="nil"/>
-          <w:bottom w:val="nil"/>
-          <w:right w:val="nil"/>
-          <w:between w:val="nil"/>
-        </w:pBdr>
-        <w:tabs>
-          <w:tab w:val="right" w:pos="11952"/>
-        </w:tabs>
-        <w:ind w:left="270" w:hanging="270"/>
-        <w:rPr>
-          <w:color w:val="000000" w:themeColor="text1"/>
-          <w:sz w:val="20"/>
-          <w:szCs w:val="20"/>
-          <w:lang w:val="en-GB"/>
-        </w:rPr>
-      </w:pPr>
-      <w:r>
-        <w:rPr>
-          <w:b/>
-          <w:bCs/>
-          <w:color w:val="000000" w:themeColor="text1"/>
-          <w:sz w:val="20"/>
-          <w:szCs w:val="20"/>
-          <w:lang w:val="en-GB"/>
-        </w:rPr>
-        <w:t>Relevant Coursework:</w:t>
-      </w:r>
-      <w:r>
-        <w:rPr>
-          <w:color w:val="000000"/>
-          <w:lang w:val="en-GB"/>
-        </w:rPr>
-        <w:t xml:space="preserve"> </w:t>
-      </w:r>
-      <w:r>
-        <w:rPr>
-          <w:color w:val="000000" w:themeColor="text1"/>
-          <w:sz w:val="20"/>
-          <w:szCs w:val="20"/>
-          <w:lang w:val="en-GB"/>
-        </w:rPr>
-        <w:t>AI Governance &amp; Predictive Risk Engine. Cut high-risk incorrect approvals (False Positives) by 24 cases per 100 previous instances through an optimised machine learning model auditing algorithmic decision-making.</w:t>
-      </w:r>
-    </w:p>
-    <w:p>
-      <w:pPr>
         <w:tabs>
           <w:tab w:val="right" w:pos="11952"/>
         </w:tabs>
@@ -1084,7 +1032,7 @@
           <w:szCs w:val="20"/>
           <w:lang w:val="en-GB"/>
         </w:rPr>
-        <w:t>Bachelor of Communication Technology</w:t>
+        <w:t>BSc Information Technology</w:t>
       </w:r>
       <w:r>
         <w:rPr>
@@ -1135,45 +1083,6 @@
           <w:lang w:val="en-GB"/>
         </w:rPr>
         <w:t>2</w:t>
-      </w:r>
-    </w:p>
-    <w:p>
-      <w:pPr>
-        <w:tabs>
-          <w:tab w:val="right" w:pos="11952"/>
-        </w:tabs>
-        <w:rPr>
-          <w:b/>
-          <w:sz w:val="20"/>
-          <w:szCs w:val="20"/>
-          <w:lang w:val="en-GB"/>
-        </w:rPr>
-      </w:pPr>
-      <w:r>
-        <w:rPr>
-          <w:b w:val="0"/>
-          <w:sz w:val="20"/>
-          <w:szCs w:val="20"/>
-          <w:lang w:val="en-GB"/>
-        </w:rPr>
-        <w:t xml:space="preserve">CERTIFICATION: AWS Certified Solutions Architect, Associate (SAA-C03), exam booked for August 2026.</w:t>
-      </w:r>
-      <w:r>
-        <w:rPr>
-          <w:b/>
-          <w:sz w:val="20"/>
-          <w:szCs w:val="20"/>
-          <w:lang w:val="en-GB"/>
-        </w:rPr>
-      </w:r>
-      <w:r>
-        <w:rPr>
-          <w:b/>
-          <w:i/>
-          <w:sz w:val="20"/>
-          <w:szCs w:val="20"/>
-          <w:lang w:val="en-GB"/>
-        </w:rPr>
       </w:r>
     </w:p>
     <w:p>
@@ -1323,7 +1232,7 @@
           <w:szCs w:val="20"/>
           <w:lang w:val="en-GB"/>
         </w:rPr>
-        <w:t xml:space="preserve">Skills: Customised technical demos and proof of concept support · sales engineering discovery and requirements analysis · solution feasibility validation · Apple enterprise B2B and Mobile Device Management (MDM) positioning · channel partner and end-user enablement · technical objection handling · cybersecurity controls (Geo-IP fraud detection, impossible travel logic) · Python (pandas, data analysis), SQL, R, VBA · Grafana, Power BI · CRM, JIRA/Confluence</w:t>
+        <w:t xml:space="preserve">Skills: Customised technical demos and proof of concept support · discovery · Apple enterprise and Mobile Device Management (MDM) · technical objection handling</w:t>
       </w:r>
       <w:r>
         <w:rPr>
